--- a/app deployment/app deployment notes.docx
+++ b/app deployment/app deployment notes.docx
@@ -90,6 +90,9 @@
     </w:p>
     <w:p>
       <w:r>
+        <w:rPr>
+          <w:noProof/>
+        </w:rPr>
         <w:drawing>
           <wp:inline distT="0" distB="0" distL="0" distR="0" wp14:anchorId="46CE644C" wp14:editId="505FF718">
             <wp:extent cx="5943600" cy="1261110"/>
@@ -127,6 +130,149 @@
         </w:drawing>
       </w:r>
     </w:p>
+    <w:p>
+      <w:pPr>
+        <w:pStyle w:val="Heading1"/>
+      </w:pPr>
+      <w:r>
+        <w:t>PoCs</w:t>
+      </w:r>
+    </w:p>
+    <w:p>
+      <w:pPr>
+        <w:pStyle w:val="Heading2"/>
+      </w:pPr>
+      <w:r>
+        <w:t>Airflow app deployment - Azure DevOps, Docker, Azure Container Registry, Azure Linux VM</w:t>
+      </w:r>
+    </w:p>
+    <w:p>
+      <w:r>
+        <w:t>In this PoC I am deploying an Airflow app using Azure DevOps, Docker, Azure Container Registry and Azure Linux VM.</w:t>
+      </w:r>
+    </w:p>
+    <w:p>
+      <w:r>
+        <w:t>There is a PowerPoint presentation and videos about that in the ‘</w:t>
+      </w:r>
+      <w:r>
+        <w:t>Airflow deployment - Azure DevOps, Docker, Linux VM</w:t>
+      </w:r>
+      <w:r>
+        <w:t>’ folder in the same folder as this document.</w:t>
+      </w:r>
+    </w:p>
+    <w:p>
+      <w:r>
+        <w:t>Links to repositories with code used in that PoC:</w:t>
+      </w:r>
+    </w:p>
+    <w:p>
+      <w:pPr>
+        <w:numPr>
+          <w:ilvl w:val="0"/>
+          <w:numId w:val="3"/>
+        </w:numPr>
+      </w:pPr>
+      <w:r>
+        <w:t xml:space="preserve">azure_devops_rest_api - </w:t>
+      </w:r>
+      <w:hyperlink r:id="rId6" w:history="1">
+        <w:r>
+          <w:rPr>
+            <w:rStyle w:val="Hyperlink"/>
+          </w:rPr>
+          <w:t>https://github.com/bulka4/azure_devops_rest_api</w:t>
+        </w:r>
+      </w:hyperlink>
+    </w:p>
+    <w:p>
+      <w:pPr>
+        <w:numPr>
+          <w:ilvl w:val="0"/>
+          <w:numId w:val="3"/>
+        </w:numPr>
+      </w:pPr>
+      <w:r>
+        <w:t xml:space="preserve">azure_terraform – </w:t>
+      </w:r>
+      <w:hyperlink r:id="rId7" w:history="1">
+        <w:r>
+          <w:rPr>
+            <w:rStyle w:val="Hyperlink"/>
+          </w:rPr>
+          <w:t>https://github.com/bulka4/azure_terraform</w:t>
+        </w:r>
+      </w:hyperlink>
+      <w:r>
+        <w:t xml:space="preserve"> </w:t>
+      </w:r>
+    </w:p>
+    <w:p>
+      <w:pPr>
+        <w:numPr>
+          <w:ilvl w:val="0"/>
+          <w:numId w:val="3"/>
+        </w:numPr>
+      </w:pPr>
+      <w:r>
+        <w:t xml:space="preserve">airflow_docker - </w:t>
+      </w:r>
+      <w:hyperlink r:id="rId8" w:history="1">
+        <w:r>
+          <w:rPr>
+            <w:rStyle w:val="Hyperlink"/>
+          </w:rPr>
+          <w:t>https://github.com/bulka4/airflow_docker</w:t>
+        </w:r>
+      </w:hyperlink>
+      <w:r>
+        <w:t xml:space="preserve"> </w:t>
+      </w:r>
+    </w:p>
+    <w:p>
+      <w:pPr>
+        <w:pStyle w:val="Heading1"/>
+      </w:pPr>
+      <w:r>
+        <w:lastRenderedPageBreak/>
+        <w:t>Azure DevOps</w:t>
+      </w:r>
+    </w:p>
+    <w:p>
+      <w:pPr>
+        <w:pStyle w:val="Heading2"/>
+      </w:pPr>
+      <w:r>
+        <w:t>Agent pool</w:t>
+      </w:r>
+    </w:p>
+    <w:p>
+      <w:r>
+        <w:t xml:space="preserve">Agent pool is a place where we can add </w:t>
+      </w:r>
+      <w:r>
+        <w:t>Self Hosted Agents</w:t>
+      </w:r>
+      <w:r>
+        <w:t xml:space="preserve">. </w:t>
+      </w:r>
+      <w:r>
+        <w:t xml:space="preserve">Self Hosted </w:t>
+      </w:r>
+      <w:r>
+        <w:t xml:space="preserve">Agents are </w:t>
+      </w:r>
+      <w:r>
+        <w:t xml:space="preserve">installed on a computer and they </w:t>
+      </w:r>
+      <w:r>
+        <w:t>perform actions defined in the CI/CD pipeline, for example push a Docker image to an Azure Container Registry or pull a Docker image onto a VM and run it</w:t>
+      </w:r>
+      <w:r>
+        <w:t>.</w:t>
+      </w:r>
+    </w:p>
     <w:p/>
     <w:sectPr>
       <w:pgSz w:w="12240" w:h="15840"/>
@@ -253,8 +399,294 @@
       </w:rPr>
     </w:lvl>
   </w:abstractNum>
+  <w:abstractNum w:abstractNumId="1" w15:restartNumberingAfterBreak="0">
+    <w:nsid w:val="4FB64B56"/>
+    <w:multiLevelType w:val="hybridMultilevel"/>
+    <w:tmpl w:val="AAB2E0F0"/>
+    <w:lvl w:ilvl="0" w:tplc="04090001">
+      <w:start w:val="1"/>
+      <w:numFmt w:val="bullet"/>
+      <w:lvlText w:val=""/>
+      <w:lvlJc w:val="left"/>
+      <w:pPr>
+        <w:tabs>
+          <w:tab w:val="num" w:pos="720"/>
+        </w:tabs>
+        <w:ind w:left="720" w:hanging="360"/>
+      </w:pPr>
+      <w:rPr>
+        <w:rFonts w:ascii="Symbol" w:hAnsi="Symbol" w:hint="default"/>
+      </w:rPr>
+    </w:lvl>
+    <w:lvl w:ilvl="1" w:tplc="FFFFFFFF" w:tentative="1">
+      <w:start w:val="1"/>
+      <w:numFmt w:val="bullet"/>
+      <w:lvlText w:val="•"/>
+      <w:lvlJc w:val="left"/>
+      <w:pPr>
+        <w:tabs>
+          <w:tab w:val="num" w:pos="1440"/>
+        </w:tabs>
+        <w:ind w:left="1440" w:hanging="360"/>
+      </w:pPr>
+      <w:rPr>
+        <w:rFonts w:ascii="Arial" w:hAnsi="Arial" w:hint="default"/>
+      </w:rPr>
+    </w:lvl>
+    <w:lvl w:ilvl="2" w:tplc="FFFFFFFF" w:tentative="1">
+      <w:start w:val="1"/>
+      <w:numFmt w:val="bullet"/>
+      <w:lvlText w:val="•"/>
+      <w:lvlJc w:val="left"/>
+      <w:pPr>
+        <w:tabs>
+          <w:tab w:val="num" w:pos="2160"/>
+        </w:tabs>
+        <w:ind w:left="2160" w:hanging="360"/>
+      </w:pPr>
+      <w:rPr>
+        <w:rFonts w:ascii="Arial" w:hAnsi="Arial" w:hint="default"/>
+      </w:rPr>
+    </w:lvl>
+    <w:lvl w:ilvl="3" w:tplc="FFFFFFFF" w:tentative="1">
+      <w:start w:val="1"/>
+      <w:numFmt w:val="bullet"/>
+      <w:lvlText w:val="•"/>
+      <w:lvlJc w:val="left"/>
+      <w:pPr>
+        <w:tabs>
+          <w:tab w:val="num" w:pos="2880"/>
+        </w:tabs>
+        <w:ind w:left="2880" w:hanging="360"/>
+      </w:pPr>
+      <w:rPr>
+        <w:rFonts w:ascii="Arial" w:hAnsi="Arial" w:hint="default"/>
+      </w:rPr>
+    </w:lvl>
+    <w:lvl w:ilvl="4" w:tplc="FFFFFFFF" w:tentative="1">
+      <w:start w:val="1"/>
+      <w:numFmt w:val="bullet"/>
+      <w:lvlText w:val="•"/>
+      <w:lvlJc w:val="left"/>
+      <w:pPr>
+        <w:tabs>
+          <w:tab w:val="num" w:pos="3600"/>
+        </w:tabs>
+        <w:ind w:left="3600" w:hanging="360"/>
+      </w:pPr>
+      <w:rPr>
+        <w:rFonts w:ascii="Arial" w:hAnsi="Arial" w:hint="default"/>
+      </w:rPr>
+    </w:lvl>
+    <w:lvl w:ilvl="5" w:tplc="FFFFFFFF" w:tentative="1">
+      <w:start w:val="1"/>
+      <w:numFmt w:val="bullet"/>
+      <w:lvlText w:val="•"/>
+      <w:lvlJc w:val="left"/>
+      <w:pPr>
+        <w:tabs>
+          <w:tab w:val="num" w:pos="4320"/>
+        </w:tabs>
+        <w:ind w:left="4320" w:hanging="360"/>
+      </w:pPr>
+      <w:rPr>
+        <w:rFonts w:ascii="Arial" w:hAnsi="Arial" w:hint="default"/>
+      </w:rPr>
+    </w:lvl>
+    <w:lvl w:ilvl="6" w:tplc="FFFFFFFF" w:tentative="1">
+      <w:start w:val="1"/>
+      <w:numFmt w:val="bullet"/>
+      <w:lvlText w:val="•"/>
+      <w:lvlJc w:val="left"/>
+      <w:pPr>
+        <w:tabs>
+          <w:tab w:val="num" w:pos="5040"/>
+        </w:tabs>
+        <w:ind w:left="5040" w:hanging="360"/>
+      </w:pPr>
+      <w:rPr>
+        <w:rFonts w:ascii="Arial" w:hAnsi="Arial" w:hint="default"/>
+      </w:rPr>
+    </w:lvl>
+    <w:lvl w:ilvl="7" w:tplc="FFFFFFFF" w:tentative="1">
+      <w:start w:val="1"/>
+      <w:numFmt w:val="bullet"/>
+      <w:lvlText w:val="•"/>
+      <w:lvlJc w:val="left"/>
+      <w:pPr>
+        <w:tabs>
+          <w:tab w:val="num" w:pos="5760"/>
+        </w:tabs>
+        <w:ind w:left="5760" w:hanging="360"/>
+      </w:pPr>
+      <w:rPr>
+        <w:rFonts w:ascii="Arial" w:hAnsi="Arial" w:hint="default"/>
+      </w:rPr>
+    </w:lvl>
+    <w:lvl w:ilvl="8" w:tplc="FFFFFFFF" w:tentative="1">
+      <w:start w:val="1"/>
+      <w:numFmt w:val="bullet"/>
+      <w:lvlText w:val="•"/>
+      <w:lvlJc w:val="left"/>
+      <w:pPr>
+        <w:tabs>
+          <w:tab w:val="num" w:pos="6480"/>
+        </w:tabs>
+        <w:ind w:left="6480" w:hanging="360"/>
+      </w:pPr>
+      <w:rPr>
+        <w:rFonts w:ascii="Arial" w:hAnsi="Arial" w:hint="default"/>
+      </w:rPr>
+    </w:lvl>
+  </w:abstractNum>
+  <w:abstractNum w:abstractNumId="2" w15:restartNumberingAfterBreak="0">
+    <w:nsid w:val="570C321F"/>
+    <w:multiLevelType w:val="hybridMultilevel"/>
+    <w:tmpl w:val="2C40E30A"/>
+    <w:lvl w:ilvl="0" w:tplc="7182F754">
+      <w:start w:val="1"/>
+      <w:numFmt w:val="bullet"/>
+      <w:lvlText w:val="•"/>
+      <w:lvlJc w:val="left"/>
+      <w:pPr>
+        <w:tabs>
+          <w:tab w:val="num" w:pos="720"/>
+        </w:tabs>
+        <w:ind w:left="720" w:hanging="360"/>
+      </w:pPr>
+      <w:rPr>
+        <w:rFonts w:ascii="Arial" w:hAnsi="Arial" w:hint="default"/>
+      </w:rPr>
+    </w:lvl>
+    <w:lvl w:ilvl="1" w:tplc="0F50B562" w:tentative="1">
+      <w:start w:val="1"/>
+      <w:numFmt w:val="bullet"/>
+      <w:lvlText w:val="•"/>
+      <w:lvlJc w:val="left"/>
+      <w:pPr>
+        <w:tabs>
+          <w:tab w:val="num" w:pos="1440"/>
+        </w:tabs>
+        <w:ind w:left="1440" w:hanging="360"/>
+      </w:pPr>
+      <w:rPr>
+        <w:rFonts w:ascii="Arial" w:hAnsi="Arial" w:hint="default"/>
+      </w:rPr>
+    </w:lvl>
+    <w:lvl w:ilvl="2" w:tplc="202C9F4A" w:tentative="1">
+      <w:start w:val="1"/>
+      <w:numFmt w:val="bullet"/>
+      <w:lvlText w:val="•"/>
+      <w:lvlJc w:val="left"/>
+      <w:pPr>
+        <w:tabs>
+          <w:tab w:val="num" w:pos="2160"/>
+        </w:tabs>
+        <w:ind w:left="2160" w:hanging="360"/>
+      </w:pPr>
+      <w:rPr>
+        <w:rFonts w:ascii="Arial" w:hAnsi="Arial" w:hint="default"/>
+      </w:rPr>
+    </w:lvl>
+    <w:lvl w:ilvl="3" w:tplc="77FEB76C" w:tentative="1">
+      <w:start w:val="1"/>
+      <w:numFmt w:val="bullet"/>
+      <w:lvlText w:val="•"/>
+      <w:lvlJc w:val="left"/>
+      <w:pPr>
+        <w:tabs>
+          <w:tab w:val="num" w:pos="2880"/>
+        </w:tabs>
+        <w:ind w:left="2880" w:hanging="360"/>
+      </w:pPr>
+      <w:rPr>
+        <w:rFonts w:ascii="Arial" w:hAnsi="Arial" w:hint="default"/>
+      </w:rPr>
+    </w:lvl>
+    <w:lvl w:ilvl="4" w:tplc="5ACCC0F8" w:tentative="1">
+      <w:start w:val="1"/>
+      <w:numFmt w:val="bullet"/>
+      <w:lvlText w:val="•"/>
+      <w:lvlJc w:val="left"/>
+      <w:pPr>
+        <w:tabs>
+          <w:tab w:val="num" w:pos="3600"/>
+        </w:tabs>
+        <w:ind w:left="3600" w:hanging="360"/>
+      </w:pPr>
+      <w:rPr>
+        <w:rFonts w:ascii="Arial" w:hAnsi="Arial" w:hint="default"/>
+      </w:rPr>
+    </w:lvl>
+    <w:lvl w:ilvl="5" w:tplc="79EA62D8" w:tentative="1">
+      <w:start w:val="1"/>
+      <w:numFmt w:val="bullet"/>
+      <w:lvlText w:val="•"/>
+      <w:lvlJc w:val="left"/>
+      <w:pPr>
+        <w:tabs>
+          <w:tab w:val="num" w:pos="4320"/>
+        </w:tabs>
+        <w:ind w:left="4320" w:hanging="360"/>
+      </w:pPr>
+      <w:rPr>
+        <w:rFonts w:ascii="Arial" w:hAnsi="Arial" w:hint="default"/>
+      </w:rPr>
+    </w:lvl>
+    <w:lvl w:ilvl="6" w:tplc="913E734E" w:tentative="1">
+      <w:start w:val="1"/>
+      <w:numFmt w:val="bullet"/>
+      <w:lvlText w:val="•"/>
+      <w:lvlJc w:val="left"/>
+      <w:pPr>
+        <w:tabs>
+          <w:tab w:val="num" w:pos="5040"/>
+        </w:tabs>
+        <w:ind w:left="5040" w:hanging="360"/>
+      </w:pPr>
+      <w:rPr>
+        <w:rFonts w:ascii="Arial" w:hAnsi="Arial" w:hint="default"/>
+      </w:rPr>
+    </w:lvl>
+    <w:lvl w:ilvl="7" w:tplc="14F69B1C" w:tentative="1">
+      <w:start w:val="1"/>
+      <w:numFmt w:val="bullet"/>
+      <w:lvlText w:val="•"/>
+      <w:lvlJc w:val="left"/>
+      <w:pPr>
+        <w:tabs>
+          <w:tab w:val="num" w:pos="5760"/>
+        </w:tabs>
+        <w:ind w:left="5760" w:hanging="360"/>
+      </w:pPr>
+      <w:rPr>
+        <w:rFonts w:ascii="Arial" w:hAnsi="Arial" w:hint="default"/>
+      </w:rPr>
+    </w:lvl>
+    <w:lvl w:ilvl="8" w:tplc="1B2EF8FE" w:tentative="1">
+      <w:start w:val="1"/>
+      <w:numFmt w:val="bullet"/>
+      <w:lvlText w:val="•"/>
+      <w:lvlJc w:val="left"/>
+      <w:pPr>
+        <w:tabs>
+          <w:tab w:val="num" w:pos="6480"/>
+        </w:tabs>
+        <w:ind w:left="6480" w:hanging="360"/>
+      </w:pPr>
+      <w:rPr>
+        <w:rFonts w:ascii="Arial" w:hAnsi="Arial" w:hint="default"/>
+      </w:rPr>
+    </w:lvl>
+  </w:abstractNum>
   <w:num w:numId="1" w16cid:durableId="249434567">
     <w:abstractNumId w:val="0"/>
+  </w:num>
+  <w:num w:numId="2" w16cid:durableId="1672172650">
+    <w:abstractNumId w:val="2"/>
+  </w:num>
+  <w:num w:numId="3" w16cid:durableId="1693802110">
+    <w:abstractNumId w:val="1"/>
   </w:num>
 </w:numbering>
 </file>
@@ -861,7 +1293,6 @@
   <w:style w:type="character" w:default="1" w:styleId="DefaultParagraphFont">
     <w:name w:val="Default Paragraph Font"/>
     <w:uiPriority w:val="1"/>
-    <w:semiHidden/>
     <w:unhideWhenUsed/>
   </w:style>
   <w:style w:type="table" w:default="1" w:styleId="TableNormal">
@@ -1172,6 +1603,29 @@
       <w:smallCaps/>
       <w:color w:val="0F4761" w:themeColor="accent1" w:themeShade="BF"/>
       <w:spacing w:val="5"/>
+    </w:rPr>
+  </w:style>
+  <w:style w:type="character" w:styleId="Hyperlink">
+    <w:name w:val="Hyperlink"/>
+    <w:basedOn w:val="DefaultParagraphFont"/>
+    <w:uiPriority w:val="99"/>
+    <w:unhideWhenUsed/>
+    <w:rsid w:val="0028744A"/>
+    <w:rPr>
+      <w:color w:val="467886" w:themeColor="hyperlink"/>
+      <w:u w:val="single"/>
+    </w:rPr>
+  </w:style>
+  <w:style w:type="character" w:styleId="UnresolvedMention">
+    <w:name w:val="Unresolved Mention"/>
+    <w:basedOn w:val="DefaultParagraphFont"/>
+    <w:uiPriority w:val="99"/>
+    <w:semiHidden/>
+    <w:unhideWhenUsed/>
+    <w:rsid w:val="0028744A"/>
+    <w:rPr>
+      <w:color w:val="605E5C"/>
+      <w:shd w:val="clear" w:color="auto" w:fill="E1DFDD"/>
     </w:rPr>
   </w:style>
 </w:styles>
